--- a/career/Krish_Lalani_Resume_ATS.docx
+++ b/career/Krish_Lalani_Resume_ATS.docx
@@ -10,8 +10,8 @@
         <w:rPr>
           <w:rFonts w:ascii="Arial" w:hAnsi="Arial"/>
           <w:b/>
-          <w:color w:val="192D39"/>
-          <w:sz w:val="52"/>
+          <w:color w:val="000000"/>
+          <w:sz w:val="48"/>
         </w:rPr>
         <w:t>Krish Lalani</w:t>
       </w:r>
@@ -24,8 +24,8 @@
         <w:rPr>
           <w:rFonts w:ascii="Arial" w:hAnsi="Arial"/>
           <w:b/>
-          <w:color w:val="205F65"/>
-          <w:sz w:val="19"/>
+          <w:color w:val="000000"/>
+          <w:sz w:val="18"/>
         </w:rPr>
         <w:t>SOFTWARE DEVELOPER  |  PYTHON, BACKEND &amp; COMPUTER VISION</w:t>
       </w:r>
@@ -38,8 +38,8 @@
         <w:rPr>
           <w:rFonts w:ascii="Arial" w:hAnsi="Arial"/>
           <w:b w:val="0"/>
-          <w:color w:val="58656F"/>
-          <w:sz w:val="18"/>
+          <w:color w:val="000000"/>
+          <w:sz w:val="17"/>
         </w:rPr>
         <w:t xml:space="preserve">Gujarat, India  |  </w:t>
       </w:r>
@@ -48,8 +48,8 @@
           <w:rPr>
             <w:rFonts w:ascii="Arial" w:hAnsi="Arial"/>
             <w:b w:val="0"/>
-            <w:color w:val="58656F"/>
-            <w:sz w:val="18"/>
+            <w:color w:val="000000"/>
+            <w:sz w:val="17"/>
             <w:u w:val="none"/>
           </w:rPr>
           <w:t>Krish7lalani@gmail.com</w:t>
@@ -59,8 +59,8 @@
         <w:rPr>
           <w:rFonts w:ascii="Arial" w:hAnsi="Arial"/>
           <w:b w:val="0"/>
-          <w:color w:val="58656F"/>
-          <w:sz w:val="18"/>
+          <w:color w:val="000000"/>
+          <w:sz w:val="17"/>
         </w:rPr>
         <w:t xml:space="preserve">  |  +91 90548 71719</w:t>
       </w:r>
@@ -74,8 +74,8 @@
           <w:rPr>
             <w:rFonts w:ascii="Arial" w:hAnsi="Arial"/>
             <w:b w:val="0"/>
-            <w:color w:val="58656F"/>
-            <w:sz w:val="18"/>
+            <w:color w:val="000000"/>
+            <w:sz w:val="17"/>
             <w:u w:val="none"/>
           </w:rPr>
           <w:t>portfolio.krishlalani.dev</w:t>
@@ -85,8 +85,8 @@
         <w:rPr>
           <w:rFonts w:ascii="Arial" w:hAnsi="Arial"/>
           <w:b w:val="0"/>
-          <w:color w:val="58656F"/>
-          <w:sz w:val="18"/>
+          <w:color w:val="000000"/>
+          <w:sz w:val="17"/>
         </w:rPr>
         <w:t xml:space="preserve">  |  </w:t>
       </w:r>
@@ -95,8 +95,8 @@
           <w:rPr>
             <w:rFonts w:ascii="Arial" w:hAnsi="Arial"/>
             <w:b w:val="0"/>
-            <w:color w:val="58656F"/>
-            <w:sz w:val="18"/>
+            <w:color w:val="000000"/>
+            <w:sz w:val="17"/>
             <w:u w:val="none"/>
           </w:rPr>
           <w:t>github.com/KrishLalani</w:t>
@@ -112,8 +112,8 @@
           <w:rPr>
             <w:rFonts w:ascii="Arial" w:hAnsi="Arial"/>
             <w:b w:val="0"/>
-            <w:color w:val="58656F"/>
-            <w:sz w:val="18"/>
+            <w:color w:val="000000"/>
+            <w:sz w:val="17"/>
             <w:u w:val="none"/>
           </w:rPr>
           <w:t>www.linkedin.com/in/krish-lalani-bb4385252</w:t>
@@ -128,8 +128,8 @@
         <w:rPr>
           <w:rFonts w:ascii="Arial" w:hAnsi="Arial"/>
           <w:b/>
-          <w:color w:val="205F65"/>
-          <w:sz w:val="20"/>
+          <w:color w:val="000000"/>
+          <w:sz w:val="18"/>
         </w:rPr>
         <w:t>PROFESSIONAL SUMMARY</w:t>
       </w:r>
@@ -140,10 +140,10 @@
         <w:rPr>
           <w:rFonts w:ascii="Arial" w:hAnsi="Arial"/>
           <w:b w:val="0"/>
-          <w:color w:val="192D39"/>
-          <w:sz w:val="20"/>
+          <w:color w:val="000000"/>
+          <w:sz w:val="18"/>
         </w:rPr>
-        <w:t>Software developer focused on Python backends and computer vision, with experience in industrial inspection, REST API architecture, and backend team leadership.</w:t>
+        <w:t>Software developer specializing in Python backends and computer vision. Builds and deploys YOLO and OpenCV detection pipelines for industrial inspection, and designs REST APIs, database schemas, and access controls for platforms with real users. Led a four-engineer backend team on a platform that supported a live examination with 100+ students.</w:t>
       </w:r>
     </w:p>
     <w:p>
@@ -154,20 +154,45 @@
         <w:rPr>
           <w:rFonts w:ascii="Arial" w:hAnsi="Arial"/>
           <w:b/>
-          <w:color w:val="205F65"/>
-          <w:sz w:val="20"/>
+          <w:color w:val="000000"/>
+          <w:sz w:val="18"/>
         </w:rPr>
         <w:t>TECHNICAL SKILLS</w:t>
       </w:r>
     </w:p>
     <w:p>
-      <w:pPr/>
+      <w:pPr>
+        <w:pStyle w:val="SkillRow"/>
+      </w:pPr>
       <w:r>
         <w:rPr>
           <w:rFonts w:ascii="Arial" w:hAnsi="Arial"/>
           <w:b/>
-          <w:color w:val="192D39"/>
-          <w:sz w:val="20"/>
+          <w:color w:val="000000"/>
+          <w:sz w:val="17"/>
+        </w:rPr>
+        <w:t>Core competencies:</w:t>
+      </w:r>
+      <w:r>
+        <w:rPr>
+          <w:rFonts w:ascii="Arial" w:hAnsi="Arial"/>
+          <w:b w:val="0"/>
+          <w:color w:val="000000"/>
+          <w:sz w:val="17"/>
+        </w:rPr>
+        <w:t xml:space="preserve"> Backend Development, REST API Design, Computer Vision, Object Detection, Model Deployment, Database Design, Technical Leadership</w:t>
+      </w:r>
+    </w:p>
+    <w:p>
+      <w:pPr>
+        <w:pStyle w:val="SkillRow"/>
+      </w:pPr>
+      <w:r>
+        <w:rPr>
+          <w:rFonts w:ascii="Arial" w:hAnsi="Arial"/>
+          <w:b/>
+          <w:color w:val="000000"/>
+          <w:sz w:val="17"/>
         </w:rPr>
         <w:t>Languages &amp; backend:</w:t>
       </w:r>
@@ -175,20 +200,22 @@
         <w:rPr>
           <w:rFonts w:ascii="Arial" w:hAnsi="Arial"/>
           <w:b w:val="0"/>
-          <w:color w:val="192D39"/>
-          <w:sz w:val="20"/>
+          <w:color w:val="000000"/>
+          <w:sz w:val="17"/>
         </w:rPr>
         <w:t xml:space="preserve"> Python, JavaScript, SQL, Flask, FastAPI, Django, Node.js, Express, REST APIs, JWT</w:t>
       </w:r>
     </w:p>
     <w:p>
-      <w:pPr/>
+      <w:pPr>
+        <w:pStyle w:val="SkillRow"/>
+      </w:pPr>
       <w:r>
         <w:rPr>
           <w:rFonts w:ascii="Arial" w:hAnsi="Arial"/>
           <w:b/>
-          <w:color w:val="192D39"/>
-          <w:sz w:val="20"/>
+          <w:color w:val="000000"/>
+          <w:sz w:val="17"/>
         </w:rPr>
         <w:t>Vision &amp; data:</w:t>
       </w:r>
@@ -196,20 +223,22 @@
         <w:rPr>
           <w:rFonts w:ascii="Arial" w:hAnsi="Arial"/>
           <w:b w:val="0"/>
-          <w:color w:val="192D39"/>
-          <w:sz w:val="20"/>
+          <w:color w:val="000000"/>
+          <w:sz w:val="17"/>
         </w:rPr>
         <w:t xml:space="preserve"> YOLO, OpenCV, PyTorch, PostgreSQL, MySQL, SQLite, MongoDB, Supabase</w:t>
       </w:r>
     </w:p>
     <w:p>
-      <w:pPr/>
+      <w:pPr>
+        <w:pStyle w:val="SkillRow"/>
+      </w:pPr>
       <w:r>
         <w:rPr>
           <w:rFonts w:ascii="Arial" w:hAnsi="Arial"/>
           <w:b/>
-          <w:color w:val="192D39"/>
-          <w:sz w:val="20"/>
+          <w:color w:val="000000"/>
+          <w:sz w:val="17"/>
         </w:rPr>
         <w:t>Tools:</w:t>
       </w:r>
@@ -217,8 +246,8 @@
         <w:rPr>
           <w:rFonts w:ascii="Arial" w:hAnsi="Arial"/>
           <w:b w:val="0"/>
-          <w:color w:val="192D39"/>
-          <w:sz w:val="20"/>
+          <w:color w:val="000000"/>
+          <w:sz w:val="17"/>
         </w:rPr>
         <w:t xml:space="preserve"> Git, Docker, Linux, Azure DevOps, CI/CD, Postman, Beautiful Soup, Selenium</w:t>
       </w:r>
@@ -231,8 +260,8 @@
         <w:rPr>
           <w:rFonts w:ascii="Arial" w:hAnsi="Arial"/>
           <w:b/>
-          <w:color w:val="205F65"/>
-          <w:sz w:val="20"/>
+          <w:color w:val="000000"/>
+          <w:sz w:val="18"/>
         </w:rPr>
         <w:t>PROFESSIONAL EXPERIENCE</w:t>
       </w:r>
@@ -245,8 +274,8 @@
         <w:rPr>
           <w:rFonts w:ascii="Arial" w:hAnsi="Arial"/>
           <w:b/>
-          <w:color w:val="192D39"/>
-          <w:sz w:val="20"/>
+          <w:color w:val="000000"/>
+          <w:sz w:val="19"/>
         </w:rPr>
         <w:t>Software Developer</w:t>
       </w:r>
@@ -254,19 +283,10 @@
         <w:rPr>
           <w:rFonts w:ascii="Arial" w:hAnsi="Arial"/>
           <w:b w:val="0"/>
-          <w:color w:val="192D39"/>
-          <w:sz w:val="20"/>
+          <w:color w:val="000000"/>
+          <w:sz w:val="19"/>
         </w:rPr>
-        <w:t xml:space="preserve"> | Microble Technologies  </w:t>
-      </w:r>
-      <w:r>
-        <w:rPr>
-          <w:rFonts w:ascii="Arial" w:hAnsi="Arial"/>
-          <w:b w:val="0"/>
-          <w:color w:val="58656F"/>
-          <w:sz w:val="20"/>
-        </w:rPr>
-        <w:t>· Apr 2026–Present</w:t>
+        <w:t xml:space="preserve"> | Microble Technologies | Apr 2026–Present</w:t>
       </w:r>
     </w:p>
     <w:p>
@@ -281,42 +301,10 @@
         <w:rPr>
           <w:rFonts w:ascii="Arial" w:hAnsi="Arial"/>
           <w:b w:val="0"/>
-          <w:color w:val="192D39"/>
-          <w:sz w:val="20"/>
+          <w:color w:val="000000"/>
+          <w:sz w:val="18"/>
         </w:rPr>
-        <w:t>Develop industrial inspection pipelines for insulator defect detection with YOLO and OpenCV; own dataset preparation, annotation, augmentation, model training, evaluation, and deployment.</w:t>
-      </w:r>
-    </w:p>
-    <w:p>
-      <w:pPr>
-        <w:pStyle w:val="Heading2"/>
-      </w:pPr>
-      <w:r>
-        <w:rPr>
-          <w:rFonts w:ascii="Arial" w:hAnsi="Arial"/>
-          <w:b/>
-          <w:color w:val="192D39"/>
-          <w:sz w:val="20"/>
-        </w:rPr>
-        <w:t>Python Developer</w:t>
-      </w:r>
-      <w:r>
-        <w:rPr>
-          <w:rFonts w:ascii="Arial" w:hAnsi="Arial"/>
-          <w:b w:val="0"/>
-          <w:color w:val="192D39"/>
-          <w:sz w:val="20"/>
-        </w:rPr>
-        <w:t xml:space="preserve"> | Empire Circuits LLC  </w:t>
-      </w:r>
-      <w:r>
-        <w:rPr>
-          <w:rFonts w:ascii="Arial" w:hAnsi="Arial"/>
-          <w:b w:val="0"/>
-          <w:color w:val="58656F"/>
-          <w:sz w:val="20"/>
-        </w:rPr>
-        <w:t>· Sep 2025–Apr 2026</w:t>
+        <w:t>Develop machine-vision systems for industrial inspection, including insulator defect detection.</w:t>
       </w:r>
     </w:p>
     <w:p>
@@ -331,42 +319,10 @@
         <w:rPr>
           <w:rFonts w:ascii="Arial" w:hAnsi="Arial"/>
           <w:b w:val="0"/>
-          <w:color w:val="192D39"/>
-          <w:sz w:val="20"/>
+          <w:color w:val="000000"/>
+          <w:sz w:val="18"/>
         </w:rPr>
-        <w:t>Built PondGuard’s detection and response software, an OpenCV PCB image-stitching pipeline, and ThingsBoard/Grafana monitoring dashboards backed by MQTT.</w:t>
-      </w:r>
-    </w:p>
-    <w:p>
-      <w:pPr>
-        <w:pStyle w:val="Heading2"/>
-      </w:pPr>
-      <w:r>
-        <w:rPr>
-          <w:rFonts w:ascii="Arial" w:hAnsi="Arial"/>
-          <w:b/>
-          <w:color w:val="192D39"/>
-          <w:sz w:val="20"/>
-        </w:rPr>
-        <w:t>Python Developer</w:t>
-      </w:r>
-      <w:r>
-        <w:rPr>
-          <w:rFonts w:ascii="Arial" w:hAnsi="Arial"/>
-          <w:b w:val="0"/>
-          <w:color w:val="192D39"/>
-          <w:sz w:val="20"/>
-        </w:rPr>
-        <w:t xml:space="preserve"> | Infotact Solution  </w:t>
-      </w:r>
-      <w:r>
-        <w:rPr>
-          <w:rFonts w:ascii="Arial" w:hAnsi="Arial"/>
-          <w:b w:val="0"/>
-          <w:color w:val="58656F"/>
-          <w:sz w:val="20"/>
-        </w:rPr>
-        <w:t>· Apr 2025–Jul 2025</w:t>
+        <w:t>Own training data end to end: image collection, annotation, and augmentation for YOLO models.</w:t>
       </w:r>
     </w:p>
     <w:p>
@@ -381,10 +337,10 @@
         <w:rPr>
           <w:rFonts w:ascii="Arial" w:hAnsi="Arial"/>
           <w:b w:val="0"/>
-          <w:color w:val="192D39"/>
-          <w:sz w:val="20"/>
+          <w:color w:val="000000"/>
+          <w:sz w:val="18"/>
         </w:rPr>
-        <w:t>Built Droplify with Flask, SQLite, Beautiful Soup, and Selenium, including product-data collection, analytics, and automated price-drop alerts.</w:t>
+        <w:t>Train, evaluate, and deploy vision models into production inspection workflows using OpenCV.</w:t>
       </w:r>
     </w:p>
     <w:p>
@@ -395,28 +351,19 @@
         <w:rPr>
           <w:rFonts w:ascii="Arial" w:hAnsi="Arial"/>
           <w:b/>
-          <w:color w:val="192D39"/>
-          <w:sz w:val="20"/>
+          <w:color w:val="000000"/>
+          <w:sz w:val="19"/>
         </w:rPr>
-        <w:t>Backend Developer &amp; Team Lead</w:t>
+        <w:t>Python Developer</w:t>
       </w:r>
       <w:r>
         <w:rPr>
           <w:rFonts w:ascii="Arial" w:hAnsi="Arial"/>
           <w:b w:val="0"/>
-          <w:color w:val="192D39"/>
-          <w:sz w:val="20"/>
+          <w:color w:val="000000"/>
+          <w:sz w:val="19"/>
         </w:rPr>
-        <w:t xml:space="preserve"> | CHARUSAT University  </w:t>
-      </w:r>
-      <w:r>
-        <w:rPr>
-          <w:rFonts w:ascii="Arial" w:hAnsi="Arial"/>
-          <w:b w:val="0"/>
-          <w:color w:val="58656F"/>
-          <w:sz w:val="20"/>
-        </w:rPr>
-        <w:t>· Jun 2024–Aug 2024</w:t>
+        <w:t xml:space="preserve"> | Empire Circuits LLC | Sep 2025–Apr 2026</w:t>
       </w:r>
     </w:p>
     <w:p>
@@ -431,10 +378,182 @@
         <w:rPr>
           <w:rFonts w:ascii="Arial" w:hAnsi="Arial"/>
           <w:b w:val="0"/>
-          <w:color w:val="192D39"/>
-          <w:sz w:val="20"/>
+          <w:color w:val="000000"/>
+          <w:sz w:val="18"/>
         </w:rPr>
-        <w:t>Led a four-engineer backend team on Placestar: Node.js/Express APIs, MySQL schemas, JWT access controls, sprints, and reviews. Supported a live examination with 100+ students.</w:t>
+        <w:t>Built PondGuard’s bird-detection software with event capture and automated deterrent responses.</w:t>
+      </w:r>
+    </w:p>
+    <w:p>
+      <w:pPr>
+        <w:pStyle w:val="ListBullet"/>
+        <w:numPr>
+          <w:ilvl w:val="0"/>
+          <w:numId w:val="10"/>
+        </w:numPr>
+      </w:pPr>
+      <w:r>
+        <w:rPr>
+          <w:rFonts w:ascii="Arial" w:hAnsi="Arial"/>
+          <w:b w:val="0"/>
+          <w:color w:val="000000"/>
+          <w:sz w:val="18"/>
+        </w:rPr>
+        <w:t>Built an OpenCV image-stitching pipeline for PCB quality inspection.</w:t>
+      </w:r>
+    </w:p>
+    <w:p>
+      <w:pPr>
+        <w:pStyle w:val="ListBullet"/>
+        <w:numPr>
+          <w:ilvl w:val="0"/>
+          <w:numId w:val="10"/>
+        </w:numPr>
+      </w:pPr>
+      <w:r>
+        <w:rPr>
+          <w:rFonts w:ascii="Arial" w:hAnsi="Arial"/>
+          <w:b w:val="0"/>
+          <w:color w:val="000000"/>
+          <w:sz w:val="18"/>
+        </w:rPr>
+        <w:t>Built real-time monitoring dashboards with ThingsBoard, Grafana, and MQTT.</w:t>
+      </w:r>
+    </w:p>
+    <w:p>
+      <w:pPr>
+        <w:pStyle w:val="Heading2"/>
+      </w:pPr>
+      <w:r>
+        <w:rPr>
+          <w:rFonts w:ascii="Arial" w:hAnsi="Arial"/>
+          <w:b/>
+          <w:color w:val="000000"/>
+          <w:sz w:val="19"/>
+        </w:rPr>
+        <w:t>Python Developer</w:t>
+      </w:r>
+      <w:r>
+        <w:rPr>
+          <w:rFonts w:ascii="Arial" w:hAnsi="Arial"/>
+          <w:b w:val="0"/>
+          <w:color w:val="000000"/>
+          <w:sz w:val="19"/>
+        </w:rPr>
+        <w:t xml:space="preserve"> | Infotact Solution | Apr 2025–Jul 2025</w:t>
+      </w:r>
+    </w:p>
+    <w:p>
+      <w:pPr>
+        <w:pStyle w:val="ListBullet"/>
+        <w:numPr>
+          <w:ilvl w:val="0"/>
+          <w:numId w:val="10"/>
+        </w:numPr>
+      </w:pPr>
+      <w:r>
+        <w:rPr>
+          <w:rFonts w:ascii="Arial" w:hAnsi="Arial"/>
+          <w:b w:val="0"/>
+          <w:color w:val="000000"/>
+          <w:sz w:val="18"/>
+        </w:rPr>
+        <w:t>Developed Droplify, an e-commerce price-tracking application, on Flask and SQLite.</w:t>
+      </w:r>
+    </w:p>
+    <w:p>
+      <w:pPr>
+        <w:pStyle w:val="ListBullet"/>
+        <w:numPr>
+          <w:ilvl w:val="0"/>
+          <w:numId w:val="10"/>
+        </w:numPr>
+      </w:pPr>
+      <w:r>
+        <w:rPr>
+          <w:rFonts w:ascii="Arial" w:hAnsi="Arial"/>
+          <w:b w:val="0"/>
+          <w:color w:val="000000"/>
+          <w:sz w:val="18"/>
+        </w:rPr>
+        <w:t>Added Beautiful Soup and Selenium data collection, analytics dashboards, and price-drop alerts.</w:t>
+      </w:r>
+    </w:p>
+    <w:p>
+      <w:pPr>
+        <w:pStyle w:val="Heading2"/>
+      </w:pPr>
+      <w:r>
+        <w:rPr>
+          <w:rFonts w:ascii="Arial" w:hAnsi="Arial"/>
+          <w:b/>
+          <w:color w:val="000000"/>
+          <w:sz w:val="19"/>
+        </w:rPr>
+        <w:t>Backend Developer &amp; Team Lead</w:t>
+      </w:r>
+      <w:r>
+        <w:rPr>
+          <w:rFonts w:ascii="Arial" w:hAnsi="Arial"/>
+          <w:b w:val="0"/>
+          <w:color w:val="000000"/>
+          <w:sz w:val="19"/>
+        </w:rPr>
+        <w:t xml:space="preserve"> | CHARUSAT University | Jun 2024–Aug 2024</w:t>
+      </w:r>
+    </w:p>
+    <w:p>
+      <w:pPr>
+        <w:pStyle w:val="ListBullet"/>
+        <w:numPr>
+          <w:ilvl w:val="0"/>
+          <w:numId w:val="10"/>
+        </w:numPr>
+      </w:pPr>
+      <w:r>
+        <w:rPr>
+          <w:rFonts w:ascii="Arial" w:hAnsi="Arial"/>
+          <w:b w:val="0"/>
+          <w:color w:val="000000"/>
+          <w:sz w:val="18"/>
+        </w:rPr>
+        <w:t>Led a four-engineer backend team on Placestar, supporting a live examination with 100+ students.</w:t>
+      </w:r>
+    </w:p>
+    <w:p>
+      <w:pPr>
+        <w:pStyle w:val="ListBullet"/>
+        <w:numPr>
+          <w:ilvl w:val="0"/>
+          <w:numId w:val="10"/>
+        </w:numPr>
+      </w:pPr>
+      <w:r>
+        <w:rPr>
+          <w:rFonts w:ascii="Arial" w:hAnsi="Arial"/>
+          <w:b w:val="0"/>
+          <w:color w:val="000000"/>
+          <w:sz w:val="18"/>
+        </w:rPr>
+        <w:t>Designed Node.js/Express REST APIs, MySQL schemas, JWT auth, and role-based access controls.</w:t>
+      </w:r>
+    </w:p>
+    <w:p>
+      <w:pPr>
+        <w:pStyle w:val="ListBullet"/>
+        <w:numPr>
+          <w:ilvl w:val="0"/>
+          <w:numId w:val="10"/>
+        </w:numPr>
+      </w:pPr>
+      <w:r>
+        <w:rPr>
+          <w:rFonts w:ascii="Arial" w:hAnsi="Arial"/>
+          <w:b w:val="0"/>
+          <w:color w:val="000000"/>
+          <w:sz w:val="18"/>
+        </w:rPr>
+        <w:t>Coordinated sprint planning, code reviews, and backend optimization.</w:t>
       </w:r>
     </w:p>
     <w:p>
@@ -445,8 +564,8 @@
         <w:rPr>
           <w:rFonts w:ascii="Arial" w:hAnsi="Arial"/>
           <w:b/>
-          <w:color w:val="205F65"/>
-          <w:sz w:val="20"/>
+          <w:color w:val="000000"/>
+          <w:sz w:val="18"/>
         </w:rPr>
         <w:t>PROJECTS</w:t>
       </w:r>
@@ -460,8 +579,8 @@
           <w:rPr>
             <w:rFonts w:ascii="Arial" w:hAnsi="Arial"/>
             <w:b/>
-            <w:color w:val="205F65"/>
-            <w:sz w:val="20"/>
+            <w:color w:val="000000"/>
+            <w:sz w:val="18"/>
             <w:u w:val="single"/>
           </w:rPr>
           <w:t>PondGuard</w:t>
@@ -471,8 +590,8 @@
         <w:rPr>
           <w:rFonts w:ascii="Arial" w:hAnsi="Arial"/>
           <w:b w:val="0"/>
-          <w:color w:val="192D39"/>
-          <w:sz w:val="20"/>
+          <w:color w:val="000000"/>
+          <w:sz w:val="18"/>
         </w:rPr>
         <w:t xml:space="preserve">  </w:t>
       </w:r>
@@ -480,8 +599,8 @@
         <w:rPr>
           <w:rFonts w:ascii="Arial" w:hAnsi="Arial"/>
           <w:b w:val="0"/>
-          <w:color w:val="58656F"/>
-          <w:sz w:val="20"/>
+          <w:color w:val="000000"/>
+          <w:sz w:val="18"/>
         </w:rPr>
         <w:t>| Python · Flask · YOLO11</w:t>
       </w:r>
@@ -494,8 +613,8 @@
         <w:rPr>
           <w:rFonts w:ascii="Arial" w:hAnsi="Arial"/>
           <w:b w:val="0"/>
-          <w:color w:val="192D39"/>
-          <w:sz w:val="20"/>
+          <w:color w:val="000000"/>
+          <w:sz w:val="17"/>
         </w:rPr>
         <w:t>Owned bird-detection software with event capture and automated sprinkler and red-beam deterrents.</w:t>
       </w:r>
@@ -509,8 +628,8 @@
           <w:rPr>
             <w:rFonts w:ascii="Arial" w:hAnsi="Arial"/>
             <w:b/>
-            <w:color w:val="205F65"/>
-            <w:sz w:val="20"/>
+            <w:color w:val="000000"/>
+            <w:sz w:val="18"/>
             <w:u w:val="single"/>
           </w:rPr>
           <w:t>Placestar</w:t>
@@ -520,8 +639,8 @@
         <w:rPr>
           <w:rFonts w:ascii="Arial" w:hAnsi="Arial"/>
           <w:b w:val="0"/>
-          <w:color w:val="192D39"/>
-          <w:sz w:val="20"/>
+          <w:color w:val="000000"/>
+          <w:sz w:val="18"/>
         </w:rPr>
         <w:t xml:space="preserve">  </w:t>
       </w:r>
@@ -529,8 +648,8 @@
         <w:rPr>
           <w:rFonts w:ascii="Arial" w:hAnsi="Arial"/>
           <w:b w:val="0"/>
-          <w:color w:val="58656F"/>
-          <w:sz w:val="20"/>
+          <w:color w:val="000000"/>
+          <w:sz w:val="18"/>
         </w:rPr>
         <w:t>| Node.js · Express · MySQL</w:t>
       </w:r>
@@ -543,8 +662,8 @@
         <w:rPr>
           <w:rFonts w:ascii="Arial" w:hAnsi="Arial"/>
           <w:b w:val="0"/>
-          <w:color w:val="192D39"/>
-          <w:sz w:val="20"/>
+          <w:color w:val="000000"/>
+          <w:sz w:val="17"/>
         </w:rPr>
         <w:t>Built placement/exam APIs with Wi-Fi restrictions and single-session controls; supported 100+ students.</w:t>
       </w:r>
@@ -558,8 +677,8 @@
           <w:rPr>
             <w:rFonts w:ascii="Arial" w:hAnsi="Arial"/>
             <w:b/>
-            <w:color w:val="205F65"/>
-            <w:sz w:val="20"/>
+            <w:color w:val="000000"/>
+            <w:sz w:val="18"/>
             <w:u w:val="single"/>
           </w:rPr>
           <w:t>Droplify</w:t>
@@ -569,8 +688,8 @@
         <w:rPr>
           <w:rFonts w:ascii="Arial" w:hAnsi="Arial"/>
           <w:b w:val="0"/>
-          <w:color w:val="192D39"/>
-          <w:sz w:val="20"/>
+          <w:color w:val="000000"/>
+          <w:sz w:val="18"/>
         </w:rPr>
         <w:t xml:space="preserve">  </w:t>
       </w:r>
@@ -578,8 +697,8 @@
         <w:rPr>
           <w:rFonts w:ascii="Arial" w:hAnsi="Arial"/>
           <w:b w:val="0"/>
-          <w:color w:val="58656F"/>
-          <w:sz w:val="20"/>
+          <w:color w:val="000000"/>
+          <w:sz w:val="18"/>
         </w:rPr>
         <w:t>| Flask · SQLite · Selenium</w:t>
       </w:r>
@@ -592,8 +711,8 @@
         <w:rPr>
           <w:rFonts w:ascii="Arial" w:hAnsi="Arial"/>
           <w:b w:val="0"/>
-          <w:color w:val="192D39"/>
-          <w:sz w:val="20"/>
+          <w:color w:val="000000"/>
+          <w:sz w:val="17"/>
         </w:rPr>
         <w:t>Solo-built four-platform price tracking, analytics, and email alerts; validated 25+ product pages.</w:t>
       </w:r>
@@ -607,8 +726,8 @@
           <w:rPr>
             <w:rFonts w:ascii="Arial" w:hAnsi="Arial"/>
             <w:b/>
-            <w:color w:val="205F65"/>
-            <w:sz w:val="20"/>
+            <w:color w:val="000000"/>
+            <w:sz w:val="18"/>
             <w:u w:val="single"/>
           </w:rPr>
           <w:t>AMC Connect</w:t>
@@ -618,8 +737,8 @@
         <w:rPr>
           <w:rFonts w:ascii="Arial" w:hAnsi="Arial"/>
           <w:b w:val="0"/>
-          <w:color w:val="192D39"/>
-          <w:sz w:val="20"/>
+          <w:color w:val="000000"/>
+          <w:sz w:val="18"/>
         </w:rPr>
         <w:t xml:space="preserve">  </w:t>
       </w:r>
@@ -627,8 +746,8 @@
         <w:rPr>
           <w:rFonts w:ascii="Arial" w:hAnsi="Arial"/>
           <w:b w:val="0"/>
-          <w:color w:val="58656F"/>
-          <w:sz w:val="20"/>
+          <w:color w:val="000000"/>
+          <w:sz w:val="18"/>
         </w:rPr>
         <w:t>| FastAPI · PyTorch · YOLO</w:t>
       </w:r>
@@ -641,8 +760,8 @@
         <w:rPr>
           <w:rFonts w:ascii="Arial" w:hAnsi="Arial"/>
           <w:b w:val="0"/>
-          <w:color w:val="192D39"/>
-          <w:sz w:val="20"/>
+          <w:color w:val="000000"/>
+          <w:sz w:val="17"/>
         </w:rPr>
         <w:t>Built civic-complaint APIs, GPS validation, image screening, and LLM-generated descriptions.</w:t>
       </w:r>
@@ -656,8 +775,8 @@
           <w:rPr>
             <w:rFonts w:ascii="Arial" w:hAnsi="Arial"/>
             <w:b/>
-            <w:color w:val="205F65"/>
-            <w:sz w:val="20"/>
+            <w:color w:val="000000"/>
+            <w:sz w:val="18"/>
             <w:u w:val="single"/>
           </w:rPr>
           <w:t>ClubSphere</w:t>
@@ -667,8 +786,8 @@
         <w:rPr>
           <w:rFonts w:ascii="Arial" w:hAnsi="Arial"/>
           <w:b w:val="0"/>
-          <w:color w:val="192D39"/>
-          <w:sz w:val="20"/>
+          <w:color w:val="000000"/>
+          <w:sz w:val="18"/>
         </w:rPr>
         <w:t xml:space="preserve">  </w:t>
       </w:r>
@@ -676,8 +795,8 @@
         <w:rPr>
           <w:rFonts w:ascii="Arial" w:hAnsi="Arial"/>
           <w:b w:val="0"/>
-          <w:color w:val="58656F"/>
-          <w:sz w:val="20"/>
+          <w:color w:val="000000"/>
+          <w:sz w:val="18"/>
         </w:rPr>
         <w:t>| Node.js · PostgreSQL · JWT</w:t>
       </w:r>
@@ -690,8 +809,8 @@
         <w:rPr>
           <w:rFonts w:ascii="Arial" w:hAnsi="Arial"/>
           <w:b w:val="0"/>
-          <w:color w:val="192D39"/>
-          <w:sz w:val="20"/>
+          <w:color w:val="000000"/>
+          <w:sz w:val="17"/>
         </w:rPr>
         <w:t>Led club-management APIs, database design, and authentication; piloted at CHARUSAT University.</w:t>
       </w:r>
@@ -705,8 +824,8 @@
           <w:rPr>
             <w:rFonts w:ascii="Arial" w:hAnsi="Arial"/>
             <w:b/>
-            <w:color w:val="205F65"/>
-            <w:sz w:val="20"/>
+            <w:color w:val="000000"/>
+            <w:sz w:val="18"/>
             <w:u w:val="single"/>
           </w:rPr>
           <w:t>Worker Location Management</w:t>
@@ -716,8 +835,8 @@
         <w:rPr>
           <w:rFonts w:ascii="Arial" w:hAnsi="Arial"/>
           <w:b w:val="0"/>
-          <w:color w:val="192D39"/>
-          <w:sz w:val="20"/>
+          <w:color w:val="000000"/>
+          <w:sz w:val="18"/>
         </w:rPr>
         <w:t xml:space="preserve">  </w:t>
       </w:r>
@@ -725,8 +844,8 @@
         <w:rPr>
           <w:rFonts w:ascii="Arial" w:hAnsi="Arial"/>
           <w:b w:val="0"/>
-          <w:color w:val="58656F"/>
-          <w:sz w:val="20"/>
+          <w:color w:val="000000"/>
+          <w:sz w:val="18"/>
         </w:rPr>
         <w:t>| ThingsBoard · Geofencing</w:t>
       </w:r>
@@ -739,8 +858,8 @@
         <w:rPr>
           <w:rFonts w:ascii="Arial" w:hAnsi="Arial"/>
           <w:b w:val="0"/>
-          <w:color w:val="192D39"/>
-          <w:sz w:val="20"/>
+          <w:color w:val="000000"/>
+          <w:sz w:val="17"/>
         </w:rPr>
         <w:t>Configured zone/inactivity rules and alerts; validated monitoring behavior using RSSI signal data.</w:t>
       </w:r>
@@ -753,8 +872,8 @@
         <w:rPr>
           <w:rFonts w:ascii="Arial" w:hAnsi="Arial"/>
           <w:b/>
-          <w:color w:val="205F65"/>
-          <w:sz w:val="20"/>
+          <w:color w:val="000000"/>
+          <w:sz w:val="18"/>
         </w:rPr>
         <w:t>EDUCATION</w:t>
       </w:r>
@@ -767,8 +886,8 @@
         <w:rPr>
           <w:rFonts w:ascii="Arial" w:hAnsi="Arial"/>
           <w:b/>
-          <w:color w:val="192D39"/>
-          <w:sz w:val="20"/>
+          <w:color w:val="000000"/>
+          <w:sz w:val="19"/>
         </w:rPr>
         <w:t>B.E. in Computer Engineering</w:t>
       </w:r>
@@ -776,19 +895,10 @@
         <w:rPr>
           <w:rFonts w:ascii="Arial" w:hAnsi="Arial"/>
           <w:b w:val="0"/>
-          <w:color w:val="192D39"/>
-          <w:sz w:val="20"/>
+          <w:color w:val="000000"/>
+          <w:sz w:val="19"/>
         </w:rPr>
-        <w:t xml:space="preserve">  </w:t>
-      </w:r>
-      <w:r>
-        <w:rPr>
-          <w:rFonts w:ascii="Arial" w:hAnsi="Arial"/>
-          <w:b w:val="0"/>
-          <w:color w:val="58656F"/>
-          <w:sz w:val="20"/>
-        </w:rPr>
-        <w:t>· 2023–2026</w:t>
+        <w:t xml:space="preserve"> | 2023–2026</w:t>
       </w:r>
     </w:p>
     <w:p>
@@ -799,8 +909,8 @@
         <w:rPr>
           <w:rFonts w:ascii="Arial" w:hAnsi="Arial"/>
           <w:b w:val="0"/>
-          <w:color w:val="58656F"/>
-          <w:sz w:val="19"/>
+          <w:color w:val="000000"/>
+          <w:sz w:val="17"/>
         </w:rPr>
         <w:t>CHARUSAT University, Anand | CGPA: 9.07/10</w:t>
       </w:r>
@@ -813,8 +923,8 @@
         <w:rPr>
           <w:rFonts w:ascii="Arial" w:hAnsi="Arial"/>
           <w:b/>
-          <w:color w:val="192D39"/>
-          <w:sz w:val="20"/>
+          <w:color w:val="000000"/>
+          <w:sz w:val="19"/>
         </w:rPr>
         <w:t>Diploma in Computer Engineering</w:t>
       </w:r>
@@ -822,19 +932,10 @@
         <w:rPr>
           <w:rFonts w:ascii="Arial" w:hAnsi="Arial"/>
           <w:b w:val="0"/>
-          <w:color w:val="192D39"/>
-          <w:sz w:val="20"/>
+          <w:color w:val="000000"/>
+          <w:sz w:val="19"/>
         </w:rPr>
-        <w:t xml:space="preserve">  </w:t>
-      </w:r>
-      <w:r>
-        <w:rPr>
-          <w:rFonts w:ascii="Arial" w:hAnsi="Arial"/>
-          <w:b w:val="0"/>
-          <w:color w:val="58656F"/>
-          <w:sz w:val="20"/>
-        </w:rPr>
-        <w:t>· 2020–2023</w:t>
+        <w:t xml:space="preserve"> | 2020–2023</w:t>
       </w:r>
     </w:p>
     <w:p>
@@ -845,15 +946,43 @@
         <w:rPr>
           <w:rFonts w:ascii="Arial" w:hAnsi="Arial"/>
           <w:b w:val="0"/>
-          <w:color w:val="58656F"/>
-          <w:sz w:val="19"/>
+          <w:color w:val="000000"/>
+          <w:sz w:val="17"/>
         </w:rPr>
         <w:t>A.V. Parekh Technical Institute, Rajkot | CGPA: 9.89/10 · Top 10 Merit Award</w:t>
       </w:r>
     </w:p>
+    <w:p>
+      <w:pPr>
+        <w:pStyle w:val="Heading1"/>
+      </w:pPr>
+      <w:r>
+        <w:rPr>
+          <w:rFonts w:ascii="Arial" w:hAnsi="Arial"/>
+          <w:b/>
+          <w:color w:val="000000"/>
+          <w:sz w:val="18"/>
+        </w:rPr>
+        <w:t>AWARDS &amp; RECOGNITION</w:t>
+      </w:r>
+    </w:p>
+    <w:p>
+      <w:pPr>
+        <w:pStyle w:val="EducationBody"/>
+      </w:pPr>
+      <w:r>
+        <w:rPr>
+          <w:rFonts w:ascii="Arial" w:hAnsi="Arial"/>
+          <w:b w:val="0"/>
+          <w:color w:val="000000"/>
+          <w:sz w:val="17"/>
+        </w:rPr>
+        <w:t>Top 10 Merit Award, Diploma in Computer Engineering (A.V. Parekh Institute)  |  Indus Hackathon 2025 participant</w:t>
+      </w:r>
+    </w:p>
     <w:sectPr>
       <w:pgSz w:w="12240" w:h="15840"/>
-      <w:pgMar w:top="792" w:right="893" w:bottom="792" w:left="893" w:header="708" w:footer="708" w:gutter="0"/>
+      <w:pgMar w:top="560" w:right="860" w:bottom="560" w:left="860" w:header="708" w:footer="708" w:gutter="0"/>
       <w:cols w:space="720"/>
       <w:docGrid w:linePitch="360"/>
     </w:sectPr>
@@ -1245,14 +1374,14 @@
       <w:keepNext w:val="0"/>
       <w:keepLines/>
       <w:widowControl/>
-      <w:spacing w:line="232" w:lineRule="exact" w:before="0" w:after="40"/>
+      <w:spacing w:line="218" w:lineRule="exact" w:before="0" w:after="30"/>
       <w:jc w:val="left"/>
     </w:pPr>
     <w:rPr>
       <w:rFonts w:ascii="Arial" w:hAnsi="Arial"/>
       <w:b w:val="0"/>
-      <w:color w:val="192D39"/>
-      <w:sz w:val="20"/>
+      <w:color w:val="000000"/>
+      <w:sz w:val="18"/>
     </w:rPr>
   </w:style>
   <w:style w:type="paragraph" w:styleId="Header">
@@ -1311,19 +1440,16 @@
       <w:keepNext/>
       <w:keepLines/>
       <w:widowControl/>
-      <w:spacing w:before="160" w:after="100" w:line="250" w:lineRule="exact"/>
+      <w:spacing w:before="90" w:after="50" w:line="220" w:lineRule="exact"/>
       <w:jc w:val="left"/>
       <w:outlineLvl w:val="0"/>
-      <w:pBdr>
-        <w:bottom w:val="single" w:sz="4" w:space="3" w:color="B8C9CD"/>
-      </w:pBdr>
     </w:pPr>
     <w:rPr>
       <w:rFonts w:asciiTheme="majorHAnsi" w:eastAsiaTheme="majorEastAsia" w:hAnsiTheme="majorHAnsi" w:cstheme="majorBidi" w:ascii="Arial" w:hAnsi="Arial"/>
       <w:b/>
       <w:bCs/>
-      <w:color w:val="205F65"/>
-      <w:sz w:val="20"/>
+      <w:color w:val="000000"/>
+      <w:sz w:val="18"/>
       <w:szCs w:val="28"/>
     </w:rPr>
   </w:style>
@@ -1340,7 +1466,10 @@
       <w:keepNext/>
       <w:keepLines/>
       <w:widowControl/>
-      <w:spacing w:before="80" w:after="40" w:line="240" w:lineRule="exact"/>
+      <w:tabs>
+        <w:tab w:pos="10520" w:val="right"/>
+      </w:tabs>
+      <w:spacing w:before="70" w:after="30" w:line="224" w:lineRule="exact"/>
       <w:jc w:val="left"/>
       <w:outlineLvl w:val="1"/>
     </w:pPr>
@@ -1348,8 +1477,8 @@
       <w:rFonts w:asciiTheme="majorHAnsi" w:eastAsiaTheme="majorEastAsia" w:hAnsiTheme="majorHAnsi" w:cstheme="majorBidi" w:ascii="Arial" w:hAnsi="Arial"/>
       <w:b w:val="0"/>
       <w:bCs/>
-      <w:color w:val="192D39"/>
-      <w:sz w:val="20"/>
+      <w:color w:val="000000"/>
+      <w:sz w:val="19"/>
       <w:szCs w:val="26"/>
     </w:rPr>
   </w:style>
@@ -1366,7 +1495,7 @@
       <w:keepNext/>
       <w:keepLines/>
       <w:widowControl/>
-      <w:spacing w:before="80" w:after="40" w:line="240" w:lineRule="exact"/>
+      <w:spacing w:before="70" w:after="30" w:line="224" w:lineRule="exact"/>
       <w:jc w:val="left"/>
       <w:outlineLvl w:val="2"/>
     </w:pPr>
@@ -1374,8 +1503,8 @@
       <w:rFonts w:asciiTheme="majorHAnsi" w:eastAsiaTheme="majorEastAsia" w:hAnsiTheme="majorHAnsi" w:cstheme="majorBidi" w:ascii="Arial" w:hAnsi="Arial"/>
       <w:b w:val="0"/>
       <w:bCs/>
-      <w:color w:val="192D39"/>
-      <w:sz w:val="20"/>
+      <w:color w:val="000000"/>
+      <w:sz w:val="19"/>
     </w:rPr>
   </w:style>
   <w:style w:type="paragraph" w:styleId="Heading4">
@@ -1609,17 +1738,17 @@
       <w:keepNext/>
       <w:keepLines/>
       <w:widowControl/>
-      <w:spacing w:after="60" w:line="580" w:lineRule="exact" w:before="0"/>
+      <w:spacing w:after="40" w:line="540" w:lineRule="exact" w:before="0"/>
       <w:contextualSpacing/>
       <w:jc w:val="left"/>
     </w:pPr>
     <w:rPr>
       <w:rFonts w:asciiTheme="majorHAnsi" w:eastAsiaTheme="majorEastAsia" w:hAnsiTheme="majorHAnsi" w:cstheme="majorBidi" w:ascii="Arial" w:hAnsi="Arial"/>
       <w:b/>
-      <w:color w:val="192D39"/>
+      <w:color w:val="000000"/>
       <w:spacing w:val="5"/>
       <w:kern w:val="28"/>
-      <w:sz w:val="52"/>
+      <w:sz w:val="48"/>
       <w:szCs w:val="52"/>
     </w:rPr>
   </w:style>
@@ -1653,7 +1782,7 @@
       <w:numPr>
         <w:ilvl w:val="1"/>
       </w:numPr>
-      <w:spacing w:line="240" w:lineRule="exact" w:before="0" w:after="120"/>
+      <w:spacing w:line="220" w:lineRule="exact" w:before="0" w:after="90"/>
       <w:jc w:val="left"/>
     </w:pPr>
     <w:rPr>
@@ -1661,9 +1790,9 @@
       <w:b/>
       <w:i/>
       <w:iCs/>
-      <w:color w:val="205F65"/>
+      <w:color w:val="000000"/>
       <w:spacing w:val="15"/>
-      <w:sz w:val="19"/>
+      <w:sz w:val="18"/>
       <w:szCs w:val="24"/>
     </w:rPr>
   </w:style>
@@ -1802,15 +1931,15 @@
       <w:numPr>
         <w:numId w:val="1"/>
       </w:numPr>
-      <w:spacing w:line="232" w:lineRule="exact" w:before="0" w:after="40"/>
+      <w:spacing w:line="218" w:lineRule="exact" w:before="0" w:after="22"/>
       <w:contextualSpacing/>
       <w:jc w:val="left"/>
     </w:pPr>
     <w:rPr>
       <w:rFonts w:ascii="Arial" w:hAnsi="Arial"/>
       <w:b w:val="0"/>
-      <w:color w:val="192D39"/>
-      <w:sz w:val="20"/>
+      <w:color w:val="000000"/>
+      <w:sz w:val="18"/>
     </w:rPr>
   </w:style>
   <w:style w:type="paragraph" w:styleId="ListBullet2">
@@ -12972,14 +13101,30 @@
       <w:keepNext w:val="0"/>
       <w:keepLines/>
       <w:widowControl/>
-      <w:spacing w:line="220" w:lineRule="exact" w:before="0" w:after="20"/>
+      <w:spacing w:line="204" w:lineRule="exact" w:before="0" w:after="10"/>
       <w:jc w:val="left"/>
     </w:pPr>
     <w:rPr>
       <w:rFonts w:ascii="Arial" w:hAnsi="Arial"/>
       <w:b w:val="0"/>
-      <w:color w:val="58656F"/>
-      <w:sz w:val="18"/>
+      <w:color w:val="000000"/>
+      <w:sz w:val="17"/>
+    </w:rPr>
+  </w:style>
+  <w:style w:type="paragraph" w:customStyle="1" w:styleId="SkillRow">
+    <w:name w:val="Skill Row"/>
+    <w:pPr>
+      <w:keepNext w:val="0"/>
+      <w:keepLines/>
+      <w:widowControl/>
+      <w:spacing w:line="212" w:lineRule="exact" w:before="0" w:after="0"/>
+      <w:jc w:val="left"/>
+    </w:pPr>
+    <w:rPr>
+      <w:rFonts w:ascii="Arial" w:hAnsi="Arial"/>
+      <w:b w:val="0"/>
+      <w:color w:val="000000"/>
+      <w:sz w:val="17"/>
     </w:rPr>
   </w:style>
   <w:style w:type="paragraph" w:customStyle="1" w:styleId="ProjectHeading">
@@ -12988,14 +13133,14 @@
       <w:keepNext/>
       <w:keepLines/>
       <w:widowControl/>
-      <w:spacing w:line="240" w:lineRule="exact" w:before="80" w:after="20"/>
+      <w:spacing w:line="216" w:lineRule="exact" w:before="0" w:after="10"/>
       <w:jc w:val="left"/>
     </w:pPr>
     <w:rPr>
       <w:rFonts w:ascii="Arial" w:hAnsi="Arial"/>
       <w:b w:val="0"/>
-      <w:color w:val="192D39"/>
-      <w:sz w:val="20"/>
+      <w:color w:val="000000"/>
+      <w:sz w:val="18"/>
     </w:rPr>
   </w:style>
   <w:style w:type="paragraph" w:customStyle="1" w:styleId="ProjectBody">
@@ -13004,14 +13149,14 @@
       <w:keepNext w:val="0"/>
       <w:keepLines/>
       <w:widowControl/>
-      <w:spacing w:line="232" w:lineRule="exact" w:before="0" w:after="20"/>
+      <w:spacing w:line="208" w:lineRule="exact" w:before="0" w:after="0"/>
       <w:jc w:val="left"/>
     </w:pPr>
     <w:rPr>
       <w:rFonts w:ascii="Arial" w:hAnsi="Arial"/>
       <w:b w:val="0"/>
-      <w:color w:val="192D39"/>
-      <w:sz w:val="20"/>
+      <w:color w:val="000000"/>
+      <w:sz w:val="17"/>
     </w:rPr>
   </w:style>
   <w:style w:type="paragraph" w:customStyle="1" w:styleId="EducationBody">
@@ -13020,14 +13165,14 @@
       <w:keepNext w:val="0"/>
       <w:keepLines/>
       <w:widowControl/>
-      <w:spacing w:line="228" w:lineRule="exact" w:before="0" w:after="20"/>
+      <w:spacing w:line="212" w:lineRule="exact" w:before="0" w:after="16"/>
       <w:jc w:val="left"/>
     </w:pPr>
     <w:rPr>
       <w:rFonts w:ascii="Arial" w:hAnsi="Arial"/>
       <w:b w:val="0"/>
-      <w:color w:val="58656F"/>
-      <w:sz w:val="19"/>
+      <w:color w:val="000000"/>
+      <w:sz w:val="17"/>
     </w:rPr>
   </w:style>
 </w:styles>
